--- a/templates/P2-PETITION.docx
+++ b/templates/P2-PETITION.docx
@@ -495,7 +495,7 @@
           <w:i w:val="0"/>
           <w:sz w:val="24"/>
         </w:rPr>
-        <w:t>{#is_testate}{^is_ancillary}The original of the decedent’s last will, dated {will_date}{#codicil_dates}, and codicil(s) dated {codicil_dates}{/codicil_dates}, is/are in the possession of the above court or accompany/accompanies this petition.{/is_ancillary}{#is_ancillary}An authenticated copy of the decedent’s last will, dated {will_date}{#codicil_dates}, and codicil(s) dated {codicil_dates}{/codicil_dates}, and an authenticated copy of so much of the domiciliary proceedings as is required by Florida Probate Rule 5.470 accompany this petition.{/is_ancillary}{/is_testate}{^is_testate}After the exercise of reasonable diligence, {petitioner_label} {petitioner_verb_is} unaware of any unrevoked wills or codicils of decedent.{/is_testate}</w:t>
+        <w:t>{#is_testate}{^is_ancillary}The original of the decedent’s last will, dated {will_date}{#has_codicil}, and codicil(s) dated {codicil_dates}{/has_codicil}, is/are in the possession of the above court or accompany/accompanies this petition.{/is_ancillary}{#is_ancillary}An authenticated copy of the decedent’s last will, dated {will_date}{#has_codicil}, and codicil(s) dated {codicil_dates}{/has_codicil}, and an authenticated copy of so much of the domiciliary proceedings as is required by Florida Probate Rule 5.470 accompany this petition.{/is_ancillary}{/is_testate}{^is_testate}After the exercise of reasonable diligence, {petitioner_label} {petitioner_verb_is} unaware of any unrevoked wills or codicils of decedent.{/is_testate}</w:t>
       </w:r>
     </w:p>
     <w:p>

--- a/templates/P2-PETITION.docx
+++ b/templates/P2-PETITION.docx
@@ -918,7 +918,23 @@
           <w:i w:val="0"/>
           <w:sz w:val="24"/>
         </w:rPr>
-        <w:t>{#county_is_broward}The undersigned hereby certifies that generative artificial intelligence was used to prepare this Petition for Summary Administration. The undersigned has independently verified the accuracy of every citation to the law and/or the record, and the accuracy of any language drafted by generative artificial intelligence, including quotations, citations, paraphrased assertions, facts, and legal analysis.{/county_is_broward}</w:t>
+        <w:t>{#used_ai}{#county_is_broward}The undersigned hereby certifies that generative artificial intelligence was used to prepare this Petition for Summary Administration. The undersigned has independently verified the accuracy of every citation to the law and/or the record, and the accuracy of any language drafted by generative artificial intelligence, including quotations, citations, paraphrased assertions, facts, and legal analysis.{/county_is_broward}{/used_ai}</w:t>
+      </w:r>
+    </w:p>
+    <w:p>
+      <w:pPr>
+        <w:spacing w:before="120" w:after="360"/>
+        <w:ind w:firstLine="720"/>
+        <w:jc w:val="left"/>
+      </w:pPr>
+      <w:r>
+        <w:rPr>
+          <w:rFonts w:ascii="Times New Roman" w:hAnsi="Times New Roman" w:cs="Times New Roman"/>
+          <w:b w:val="0"/>
+          <w:i w:val="0"/>
+          <w:sz w:val="24"/>
+        </w:rPr>
+        <w:t>{#used_ai}{#county_is_miami_dade}Generative artificial intelligence was used in the preparation of this filing. The undersigned certifies that all factual assertions, legal authority, and citations have been independently reviewed and verified for accuracy and accepts full responsibility for the contents of this filing.{/county_is_miami_dade}{/used_ai}</w:t>
       </w:r>
     </w:p>
     <w:p>
